--- a/docs/questions/qs-integrationbysubstitution.docx
+++ b/docs/questions/qs-integrationbysubstitution.docx
@@ -46,7 +46,7 @@
         <w:t xml:space="preserve">Before attempting these questions, it is highly recommended that you read [Guide: Integration by substitution].</w:t>
       </w:r>
     </w:p>
-    <w:bookmarkStart w:id="20" w:name="q1"/>
+    <w:bookmarkStart w:id="9" w:name="q1"/>
     <w:p>
       <w:pPr>
         <w:pStyle w:val="Heading2"/>
@@ -93,34 +93,36 @@
             <m:sty m:val="p"/>
           </m:rPr>
           <m:t>∫</m:t>
+        </m:r>
+        <m:r>
+          <m:rPr>
+            <m:sty m:val="p"/>
+          </m:rPr>
+          <m:t>(</m:t>
+        </m:r>
+        <m:r>
+          <m:t>2</m:t>
+        </m:r>
+        <m:r>
+          <m:t>x</m:t>
+        </m:r>
+        <m:r>
+          <m:rPr>
+            <m:sty m:val="p"/>
+          </m:rPr>
+          <m:t>+</m:t>
+        </m:r>
+        <m:r>
+          <m:t>5</m:t>
         </m:r>
         <m:sSup>
           <m:e>
-            <m:d>
-              <m:dPr>
-                <m:begChr m:val="("/>
-                <m:sepChr m:val=""/>
-                <m:endChr m:val=")"/>
-                <m:grow/>
-              </m:dPr>
-              <m:e>
-                <m:r>
-                  <m:t>2</m:t>
-                </m:r>
-                <m:r>
-                  <m:t>x</m:t>
-                </m:r>
-                <m:r>
-                  <m:rPr>
-                    <m:sty m:val="p"/>
-                  </m:rPr>
-                  <m:t>+</m:t>
-                </m:r>
-                <m:r>
-                  <m:t>5</m:t>
-                </m:r>
-              </m:e>
-            </m:d>
+            <m:r>
+              <m:rPr>
+                <m:sty m:val="p"/>
+              </m:rPr>
+              <m:t>)</m:t>
+            </m:r>
           </m:e>
           <m:sup>
             <m:r>
@@ -162,33 +164,35 @@
           </m:rPr>
           <m:t>∫</m:t>
         </m:r>
+        <m:r>
+          <m:rPr>
+            <m:sty m:val="p"/>
+          </m:rPr>
+          <m:t>(</m:t>
+        </m:r>
+        <m:r>
+          <m:t>3</m:t>
+        </m:r>
+        <m:r>
+          <m:rPr>
+            <m:sty m:val="p"/>
+          </m:rPr>
+          <m:t>−</m:t>
+        </m:r>
+        <m:r>
+          <m:t>4</m:t>
+        </m:r>
+        <m:r>
+          <m:t>x</m:t>
+        </m:r>
         <m:sSup>
           <m:e>
-            <m:d>
-              <m:dPr>
-                <m:begChr m:val="("/>
-                <m:sepChr m:val=""/>
-                <m:endChr m:val=")"/>
-                <m:grow/>
-              </m:dPr>
-              <m:e>
-                <m:r>
-                  <m:t>3</m:t>
-                </m:r>
-                <m:r>
-                  <m:rPr>
-                    <m:sty m:val="p"/>
-                  </m:rPr>
-                  <m:t>−</m:t>
-                </m:r>
-                <m:r>
-                  <m:t>4</m:t>
-                </m:r>
-                <m:r>
-                  <m:t>x</m:t>
-                </m:r>
-              </m:e>
-            </m:d>
+            <m:r>
+              <m:rPr>
+                <m:sty m:val="p"/>
+              </m:rPr>
+              <m:t>)</m:t>
+            </m:r>
           </m:e>
           <m:sup>
             <m:r>
@@ -307,33 +311,35 @@
           </m:rPr>
           <m:t>∫</m:t>
         </m:r>
+        <m:r>
+          <m:rPr>
+            <m:sty m:val="p"/>
+          </m:rPr>
+          <m:t>(</m:t>
+        </m:r>
+        <m:r>
+          <m:t>5</m:t>
+        </m:r>
+        <m:r>
+          <m:t>x</m:t>
+        </m:r>
+        <m:r>
+          <m:rPr>
+            <m:sty m:val="p"/>
+          </m:rPr>
+          <m:t>−</m:t>
+        </m:r>
+        <m:r>
+          <m:t>2</m:t>
+        </m:r>
         <m:sSup>
           <m:e>
-            <m:d>
-              <m:dPr>
-                <m:begChr m:val="("/>
-                <m:sepChr m:val=""/>
-                <m:endChr m:val=")"/>
-                <m:grow/>
-              </m:dPr>
-              <m:e>
-                <m:r>
-                  <m:t>5</m:t>
-                </m:r>
-                <m:r>
-                  <m:t>x</m:t>
-                </m:r>
-                <m:r>
-                  <m:rPr>
-                    <m:sty m:val="p"/>
-                  </m:rPr>
-                  <m:t>−</m:t>
-                </m:r>
-                <m:r>
-                  <m:t>2</m:t>
-                </m:r>
-              </m:e>
-            </m:d>
+            <m:r>
+              <m:rPr>
+                <m:sty m:val="p"/>
+              </m:rPr>
+              <m:t>)</m:t>
+            </m:r>
           </m:e>
           <m:sup>
             <m:r>
@@ -381,33 +387,35 @@
           </m:rPr>
           <m:t>∫</m:t>
         </m:r>
+        <m:r>
+          <m:rPr>
+            <m:sty m:val="p"/>
+          </m:rPr>
+          <m:t>(</m:t>
+        </m:r>
+        <m:r>
+          <m:t>4</m:t>
+        </m:r>
+        <m:r>
+          <m:rPr>
+            <m:sty m:val="p"/>
+          </m:rPr>
+          <m:t>−</m:t>
+        </m:r>
+        <m:r>
+          <m:t>3</m:t>
+        </m:r>
+        <m:r>
+          <m:t>x</m:t>
+        </m:r>
         <m:sSup>
           <m:e>
-            <m:d>
-              <m:dPr>
-                <m:begChr m:val="("/>
-                <m:sepChr m:val=""/>
-                <m:endChr m:val=")"/>
-                <m:grow/>
-              </m:dPr>
-              <m:e>
-                <m:r>
-                  <m:t>4</m:t>
-                </m:r>
-                <m:r>
-                  <m:rPr>
-                    <m:sty m:val="p"/>
-                  </m:rPr>
-                  <m:t>−</m:t>
-                </m:r>
-                <m:r>
-                  <m:t>3</m:t>
-                </m:r>
-                <m:r>
-                  <m:t>x</m:t>
-                </m:r>
-              </m:e>
-            </m:d>
+            <m:r>
+              <m:rPr>
+                <m:sty m:val="p"/>
+              </m:rPr>
+              <m:t>)</m:t>
+            </m:r>
           </m:e>
           <m:sup>
             <m:r>
@@ -455,33 +463,35 @@
           </m:rPr>
           <m:t>∫</m:t>
         </m:r>
+        <m:r>
+          <m:rPr>
+            <m:sty m:val="p"/>
+          </m:rPr>
+          <m:t>(</m:t>
+        </m:r>
+        <m:r>
+          <m:t>2</m:t>
+        </m:r>
+        <m:r>
+          <m:t>x</m:t>
+        </m:r>
+        <m:r>
+          <m:rPr>
+            <m:sty m:val="p"/>
+          </m:rPr>
+          <m:t>+</m:t>
+        </m:r>
+        <m:r>
+          <m:t>7</m:t>
+        </m:r>
         <m:sSup>
           <m:e>
-            <m:d>
-              <m:dPr>
-                <m:begChr m:val="("/>
-                <m:sepChr m:val=""/>
-                <m:endChr m:val=")"/>
-                <m:grow/>
-              </m:dPr>
-              <m:e>
-                <m:r>
-                  <m:t>2</m:t>
-                </m:r>
-                <m:r>
-                  <m:t>x</m:t>
-                </m:r>
-                <m:r>
-                  <m:rPr>
-                    <m:sty m:val="p"/>
-                  </m:rPr>
-                  <m:t>+</m:t>
-                </m:r>
-                <m:r>
-                  <m:t>7</m:t>
-                </m:r>
-              </m:e>
-            </m:d>
+            <m:r>
+              <m:rPr>
+                <m:sty m:val="p"/>
+              </m:rPr>
+              <m:t>)</m:t>
+            </m:r>
           </m:e>
           <m:sup>
             <m:r>
@@ -612,33 +622,35 @@
           </m:rPr>
           <m:t>∫</m:t>
         </m:r>
+        <m:r>
+          <m:rPr>
+            <m:sty m:val="p"/>
+          </m:rPr>
+          <m:t>(</m:t>
+        </m:r>
+        <m:r>
+          <m:t>1</m:t>
+        </m:r>
+        <m:r>
+          <m:rPr>
+            <m:sty m:val="p"/>
+          </m:rPr>
+          <m:t>−</m:t>
+        </m:r>
+        <m:r>
+          <m:t>2</m:t>
+        </m:r>
+        <m:r>
+          <m:t>x</m:t>
+        </m:r>
         <m:sSup>
           <m:e>
-            <m:d>
-              <m:dPr>
-                <m:begChr m:val="("/>
-                <m:sepChr m:val=""/>
-                <m:endChr m:val=")"/>
-                <m:grow/>
-              </m:dPr>
-              <m:e>
-                <m:r>
-                  <m:t>1</m:t>
-                </m:r>
-                <m:r>
-                  <m:rPr>
-                    <m:sty m:val="p"/>
-                  </m:rPr>
-                  <m:t>−</m:t>
-                </m:r>
-                <m:r>
-                  <m:t>2</m:t>
-                </m:r>
-                <m:r>
-                  <m:t>x</m:t>
-                </m:r>
-              </m:e>
-            </m:d>
+            <m:r>
+              <m:rPr>
+                <m:sty m:val="p"/>
+              </m:rPr>
+              <m:t>)</m:t>
+            </m:r>
           </m:e>
           <m:sup>
             <m:r>
@@ -695,33 +707,35 @@
           </m:rPr>
           <m:t>∫</m:t>
         </m:r>
+        <m:r>
+          <m:rPr>
+            <m:sty m:val="p"/>
+          </m:rPr>
+          <m:t>(</m:t>
+        </m:r>
+        <m:r>
+          <m:t>3</m:t>
+        </m:r>
+        <m:r>
+          <m:t>x</m:t>
+        </m:r>
+        <m:r>
+          <m:rPr>
+            <m:sty m:val="p"/>
+          </m:rPr>
+          <m:t>+</m:t>
+        </m:r>
+        <m:r>
+          <m:t>4</m:t>
+        </m:r>
         <m:sSup>
           <m:e>
-            <m:d>
-              <m:dPr>
-                <m:begChr m:val="("/>
-                <m:sepChr m:val=""/>
-                <m:endChr m:val=")"/>
-                <m:grow/>
-              </m:dPr>
-              <m:e>
-                <m:r>
-                  <m:t>3</m:t>
-                </m:r>
-                <m:r>
-                  <m:t>x</m:t>
-                </m:r>
-                <m:r>
-                  <m:rPr>
-                    <m:sty m:val="p"/>
-                  </m:rPr>
-                  <m:t>+</m:t>
-                </m:r>
-                <m:r>
-                  <m:t>4</m:t>
-                </m:r>
-              </m:e>
-            </m:d>
+            <m:r>
+              <m:rPr>
+                <m:sty m:val="p"/>
+              </m:rPr>
+              <m:t>)</m:t>
+            </m:r>
           </m:e>
           <m:sup>
             <m:r>
@@ -778,33 +792,35 @@
           </m:rPr>
           <m:t>∫</m:t>
         </m:r>
+        <m:r>
+          <m:rPr>
+            <m:sty m:val="p"/>
+          </m:rPr>
+          <m:t>(</m:t>
+        </m:r>
+        <m:r>
+          <m:t>5</m:t>
+        </m:r>
+        <m:r>
+          <m:rPr>
+            <m:sty m:val="p"/>
+          </m:rPr>
+          <m:t>−</m:t>
+        </m:r>
+        <m:r>
+          <m:t>6</m:t>
+        </m:r>
+        <m:r>
+          <m:t>x</m:t>
+        </m:r>
         <m:sSup>
           <m:e>
-            <m:d>
-              <m:dPr>
-                <m:begChr m:val="("/>
-                <m:sepChr m:val=""/>
-                <m:endChr m:val=")"/>
-                <m:grow/>
-              </m:dPr>
-              <m:e>
-                <m:r>
-                  <m:t>5</m:t>
-                </m:r>
-                <m:r>
-                  <m:rPr>
-                    <m:sty m:val="p"/>
-                  </m:rPr>
-                  <m:t>−</m:t>
-                </m:r>
-                <m:r>
-                  <m:t>6</m:t>
-                </m:r>
-                <m:r>
-                  <m:t>x</m:t>
-                </m:r>
-              </m:e>
-            </m:d>
+            <m:r>
+              <m:rPr>
+                <m:sty m:val="p"/>
+              </m:rPr>
+              <m:t>)</m:t>
+            </m:r>
           </m:e>
           <m:sup>
             <m:r>
@@ -841,8 +857,8 @@
         </m:r>
       </m:oMath>
     </w:p>
-    <w:bookmarkEnd w:id="20"/>
-    <w:bookmarkStart w:id="21" w:name="q2"/>
+    <w:bookmarkEnd w:id="9"/>
+    <w:bookmarkStart w:id="10" w:name="q2"/>
     <w:p>
       <w:pPr>
         <w:pStyle w:val="Heading2"/>
@@ -896,19 +912,21 @@
           </m:rPr>
           <m:t>cos</m:t>
         </m:r>
-        <m:d>
-          <m:dPr>
-            <m:begChr m:val="("/>
-            <m:sepChr m:val=""/>
-            <m:endChr m:val=")"/>
-            <m:grow/>
-          </m:dPr>
-          <m:e>
-            <m:r>
-              <m:t>x</m:t>
-            </m:r>
-          </m:e>
-        </m:d>
+        <m:r>
+          <m:rPr>
+            <m:sty m:val="p"/>
+          </m:rPr>
+          <m:t>(</m:t>
+        </m:r>
+        <m:r>
+          <m:t>x</m:t>
+        </m:r>
+        <m:r>
+          <m:rPr>
+            <m:sty m:val="p"/>
+          </m:rPr>
+          <m:t>)</m:t>
+        </m:r>
         <m:r>
           <m:t> </m:t>
         </m:r>
@@ -949,22 +967,24 @@
           </m:rPr>
           <m:t>sin</m:t>
         </m:r>
-        <m:d>
-          <m:dPr>
-            <m:begChr m:val="("/>
-            <m:sepChr m:val=""/>
-            <m:endChr m:val=")"/>
-            <m:grow/>
-          </m:dPr>
-          <m:e>
-            <m:r>
-              <m:t>2</m:t>
-            </m:r>
-            <m:r>
-              <m:t>x</m:t>
-            </m:r>
-          </m:e>
-        </m:d>
+        <m:r>
+          <m:rPr>
+            <m:sty m:val="p"/>
+          </m:rPr>
+          <m:t>(</m:t>
+        </m:r>
+        <m:r>
+          <m:t>2</m:t>
+        </m:r>
+        <m:r>
+          <m:t>x</m:t>
+        </m:r>
+        <m:r>
+          <m:rPr>
+            <m:sty m:val="p"/>
+          </m:rPr>
+          <m:t>)</m:t>
+        </m:r>
         <m:r>
           <m:t> </m:t>
         </m:r>
@@ -1020,19 +1040,21 @@
           </m:rPr>
           <m:t>cos</m:t>
         </m:r>
-        <m:d>
-          <m:dPr>
-            <m:begChr m:val="("/>
-            <m:sepChr m:val=""/>
-            <m:endChr m:val=")"/>
-            <m:grow/>
-          </m:dPr>
-          <m:e>
-            <m:r>
-              <m:t>x</m:t>
-            </m:r>
-          </m:e>
-        </m:d>
+        <m:r>
+          <m:rPr>
+            <m:sty m:val="p"/>
+          </m:rPr>
+          <m:t>(</m:t>
+        </m:r>
+        <m:r>
+          <m:t>x</m:t>
+        </m:r>
+        <m:r>
+          <m:rPr>
+            <m:sty m:val="p"/>
+          </m:rPr>
+          <m:t>)</m:t>
+        </m:r>
         <m:r>
           <m:t> </m:t>
         </m:r>
@@ -1073,22 +1095,24 @@
           </m:rPr>
           <m:t>cos</m:t>
         </m:r>
-        <m:d>
-          <m:dPr>
-            <m:begChr m:val="("/>
-            <m:sepChr m:val=""/>
-            <m:endChr m:val=")"/>
-            <m:grow/>
-          </m:dPr>
-          <m:e>
-            <m:r>
-              <m:t>3</m:t>
-            </m:r>
-            <m:r>
-              <m:t>x</m:t>
-            </m:r>
-          </m:e>
-        </m:d>
+        <m:r>
+          <m:rPr>
+            <m:sty m:val="p"/>
+          </m:rPr>
+          <m:t>(</m:t>
+        </m:r>
+        <m:r>
+          <m:t>3</m:t>
+        </m:r>
+        <m:r>
+          <m:t>x</m:t>
+        </m:r>
+        <m:r>
+          <m:rPr>
+            <m:sty m:val="p"/>
+          </m:rPr>
+          <m:t>)</m:t>
+        </m:r>
         <m:r>
           <m:t> </m:t>
         </m:r>
@@ -1628,8 +1652,8 @@
         </m:r>
       </m:oMath>
     </w:p>
-    <w:bookmarkEnd w:id="21"/>
-    <w:bookmarkStart w:id="22" w:name="q3"/>
+    <w:bookmarkEnd w:id="10"/>
+    <w:bookmarkStart w:id="11" w:name="q3"/>
     <w:p>
       <w:pPr>
         <w:pStyle w:val="Heading2"/>
@@ -1836,28 +1860,30 @@
             <m:r>
               <m:t>3</m:t>
             </m:r>
-            <m:d>
-              <m:dPr>
-                <m:begChr m:val="("/>
-                <m:sepChr m:val=""/>
-                <m:endChr m:val=")"/>
-                <m:grow/>
-              </m:dPr>
-              <m:e>
-                <m:r>
-                  <m:t>x</m:t>
-                </m:r>
-                <m:r>
-                  <m:rPr>
-                    <m:sty m:val="p"/>
-                  </m:rPr>
-                  <m:t>−</m:t>
-                </m:r>
-                <m:r>
-                  <m:t>2</m:t>
-                </m:r>
-              </m:e>
-            </m:d>
+            <m:r>
+              <m:rPr>
+                <m:sty m:val="p"/>
+              </m:rPr>
+              <m:t>(</m:t>
+            </m:r>
+            <m:r>
+              <m:t>x</m:t>
+            </m:r>
+            <m:r>
+              <m:rPr>
+                <m:sty m:val="p"/>
+              </m:rPr>
+              <m:t>−</m:t>
+            </m:r>
+            <m:r>
+              <m:t>2</m:t>
+            </m:r>
+            <m:r>
+              <m:rPr>
+                <m:sty m:val="p"/>
+              </m:rPr>
+              <m:t>)</m:t>
+            </m:r>
           </m:sup>
         </m:sSup>
         <m:r>
@@ -2173,28 +2199,30 @@
             <m:r>
               <m:t>5</m:t>
             </m:r>
-            <m:d>
-              <m:dPr>
-                <m:begChr m:val="("/>
-                <m:sepChr m:val=""/>
-                <m:endChr m:val=")"/>
-                <m:grow/>
-              </m:dPr>
-              <m:e>
-                <m:r>
-                  <m:t>x</m:t>
-                </m:r>
-                <m:r>
-                  <m:rPr>
-                    <m:sty m:val="p"/>
-                  </m:rPr>
-                  <m:t>−</m:t>
-                </m:r>
-                <m:r>
-                  <m:t>2</m:t>
-                </m:r>
-              </m:e>
-            </m:d>
+            <m:r>
+              <m:rPr>
+                <m:sty m:val="p"/>
+              </m:rPr>
+              <m:t>(</m:t>
+            </m:r>
+            <m:r>
+              <m:t>x</m:t>
+            </m:r>
+            <m:r>
+              <m:rPr>
+                <m:sty m:val="p"/>
+              </m:rPr>
+              <m:t>−</m:t>
+            </m:r>
+            <m:r>
+              <m:t>2</m:t>
+            </m:r>
+            <m:r>
+              <m:rPr>
+                <m:sty m:val="p"/>
+              </m:rPr>
+              <m:t>)</m:t>
+            </m:r>
             <m:r>
               <m:rPr>
                 <m:sty m:val="p"/>
@@ -2220,8 +2248,8 @@
         </m:r>
       </m:oMath>
     </w:p>
-    <w:bookmarkEnd w:id="22"/>
-    <w:bookmarkStart w:id="24" w:name="q4"/>
+    <w:bookmarkEnd w:id="11"/>
+    <w:bookmarkStart w:id="13" w:name="q4"/>
     <w:p>
       <w:pPr>
         <w:pStyle w:val="Heading2"/>
@@ -2288,118 +2316,49 @@
         </m:r>
         <m:r>
           <m:t>x</m:t>
+        </m:r>
+        <m:r>
+          <m:rPr>
+            <m:sty m:val="p"/>
+          </m:rPr>
+          <m:t>(</m:t>
+        </m:r>
+        <m:r>
+          <m:t>3</m:t>
         </m:r>
         <m:sSup>
           <m:e>
-            <m:d>
-              <m:dPr>
-                <m:begChr m:val="("/>
-                <m:sepChr m:val=""/>
-                <m:endChr m:val=")"/>
-                <m:grow/>
-              </m:dPr>
-              <m:e>
-                <m:r>
-                  <m:t>3</m:t>
-                </m:r>
-                <m:sSup>
-                  <m:e>
-                    <m:r>
-                      <m:t>x</m:t>
-                    </m:r>
-                  </m:e>
-                  <m:sup>
-                    <m:r>
-                      <m:t>2</m:t>
-                    </m:r>
-                  </m:sup>
-                </m:sSup>
-                <m:r>
-                  <m:rPr>
-                    <m:sty m:val="p"/>
-                  </m:rPr>
-                  <m:t>+</m:t>
-                </m:r>
-                <m:r>
-                  <m:t>2</m:t>
-                </m:r>
-              </m:e>
-            </m:d>
+            <m:r>
+              <m:t>x</m:t>
+            </m:r>
           </m:e>
           <m:sup>
             <m:r>
-              <m:t>4</m:t>
+              <m:t>2</m:t>
             </m:r>
           </m:sup>
         </m:sSup>
         <m:r>
-          <m:t> </m:t>
-        </m:r>
-        <m:r>
-          <m:rPr>
-            <m:sty m:val="p"/>
-          </m:rPr>
-          <m:t>d</m:t>
-        </m:r>
-        <m:r>
-          <m:t>x</m:t>
-        </m:r>
-      </m:oMath>
-    </w:p>
-    <w:p>
-      <w:pPr>
-        <w:pStyle w:val="BodyText"/>
-      </w:pPr>
-      <w:r>
-        <w:t xml:space="preserve">4.2.</w:t>
-      </w:r>
-      <w:r>
-        <w:t xml:space="preserve"> </w:t>
-      </w:r>
-      <m:oMath>
-        <m:r>
-          <m:t> </m:t>
-        </m:r>
-        <m:r>
-          <m:rPr>
-            <m:sty m:val="p"/>
-          </m:rPr>
-          <m:t>∫</m:t>
-        </m:r>
-        <m:r>
-          <m:t>5</m:t>
+          <m:rPr>
+            <m:sty m:val="p"/>
+          </m:rPr>
+          <m:t>+</m:t>
+        </m:r>
+        <m:r>
+          <m:t>2</m:t>
         </m:r>
         <m:sSup>
           <m:e>
-            <m:d>
-              <m:dPr>
-                <m:begChr m:val="("/>
-                <m:sepChr m:val=""/>
-                <m:endChr m:val=")"/>
-                <m:grow/>
-              </m:dPr>
-              <m:e>
-                <m:r>
-                  <m:t>5</m:t>
-                </m:r>
-                <m:r>
-                  <m:t>x</m:t>
-                </m:r>
-                <m:r>
-                  <m:rPr>
-                    <m:sty m:val="p"/>
-                  </m:rPr>
-                  <m:t>−</m:t>
-                </m:r>
-                <m:r>
-                  <m:t>7</m:t>
-                </m:r>
-              </m:e>
-            </m:d>
+            <m:r>
+              <m:rPr>
+                <m:sty m:val="p"/>
+              </m:rPr>
+              <m:t>)</m:t>
+            </m:r>
           </m:e>
           <m:sup>
             <m:r>
-              <m:t>3</m:t>
+              <m:t>4</m:t>
             </m:r>
           </m:sup>
         </m:sSup>
@@ -2422,6 +2381,79 @@
         <w:pStyle w:val="BodyText"/>
       </w:pPr>
       <w:r>
+        <w:t xml:space="preserve">4.2.</w:t>
+      </w:r>
+      <w:r>
+        <w:t xml:space="preserve"> </w:t>
+      </w:r>
+      <m:oMath>
+        <m:r>
+          <m:t> </m:t>
+        </m:r>
+        <m:r>
+          <m:rPr>
+            <m:sty m:val="p"/>
+          </m:rPr>
+          <m:t>∫</m:t>
+        </m:r>
+        <m:r>
+          <m:t>5</m:t>
+        </m:r>
+        <m:r>
+          <m:rPr>
+            <m:sty m:val="p"/>
+          </m:rPr>
+          <m:t>(</m:t>
+        </m:r>
+        <m:r>
+          <m:t>5</m:t>
+        </m:r>
+        <m:r>
+          <m:t>x</m:t>
+        </m:r>
+        <m:r>
+          <m:rPr>
+            <m:sty m:val="p"/>
+          </m:rPr>
+          <m:t>−</m:t>
+        </m:r>
+        <m:r>
+          <m:t>7</m:t>
+        </m:r>
+        <m:sSup>
+          <m:e>
+            <m:r>
+              <m:rPr>
+                <m:sty m:val="p"/>
+              </m:rPr>
+              <m:t>)</m:t>
+            </m:r>
+          </m:e>
+          <m:sup>
+            <m:r>
+              <m:t>3</m:t>
+            </m:r>
+          </m:sup>
+        </m:sSup>
+        <m:r>
+          <m:t> </m:t>
+        </m:r>
+        <m:r>
+          <m:rPr>
+            <m:sty m:val="p"/>
+          </m:rPr>
+          <m:t>d</m:t>
+        </m:r>
+        <m:r>
+          <m:t>x</m:t>
+        </m:r>
+      </m:oMath>
+    </w:p>
+    <w:p>
+      <w:pPr>
+        <w:pStyle w:val="BodyText"/>
+      </w:pPr>
+      <w:r>
         <w:t xml:space="preserve">4.3.</w:t>
       </w:r>
       <w:r>
@@ -2449,16 +2481,103 @@
           </m:rPr>
           <m:t>exp</m:t>
         </m:r>
-        <m:d>
-          <m:dPr>
-            <m:begChr m:val="("/>
-            <m:sepChr m:val=""/>
-            <m:endChr m:val=")"/>
-            <m:grow/>
-          </m:dPr>
+        <m:r>
+          <m:rPr>
+            <m:sty m:val="p"/>
+          </m:rPr>
+          <m:t>(</m:t>
+        </m:r>
+        <m:r>
+          <m:t>4</m:t>
+        </m:r>
+        <m:sSup>
           <m:e>
             <m:r>
-              <m:t>4</m:t>
+              <m:t>x</m:t>
+            </m:r>
+          </m:e>
+          <m:sup>
+            <m:r>
+              <m:t>2</m:t>
+            </m:r>
+          </m:sup>
+        </m:sSup>
+        <m:r>
+          <m:rPr>
+            <m:sty m:val="p"/>
+          </m:rPr>
+          <m:t>−</m:t>
+        </m:r>
+        <m:r>
+          <m:t>1</m:t>
+        </m:r>
+        <m:r>
+          <m:rPr>
+            <m:sty m:val="p"/>
+          </m:rPr>
+          <m:t>)</m:t>
+        </m:r>
+        <m:r>
+          <m:t> </m:t>
+        </m:r>
+        <m:r>
+          <m:rPr>
+            <m:sty m:val="p"/>
+          </m:rPr>
+          <m:t>d</m:t>
+        </m:r>
+        <m:r>
+          <m:t>x</m:t>
+        </m:r>
+      </m:oMath>
+    </w:p>
+    <w:p>
+      <w:pPr>
+        <w:pStyle w:val="BodyText"/>
+      </w:pPr>
+      <w:r>
+        <w:t xml:space="preserve">4.4.</w:t>
+      </w:r>
+      <w:r>
+        <w:t xml:space="preserve"> </w:t>
+      </w:r>
+      <m:oMath>
+        <m:r>
+          <m:t> </m:t>
+        </m:r>
+        <m:r>
+          <m:rPr>
+            <m:sty m:val="p"/>
+          </m:rPr>
+          <m:t>∫</m:t>
+        </m:r>
+        <m:f>
+          <m:fPr>
+            <m:type m:val="bar"/>
+          </m:fPr>
+          <m:num>
+            <m:r>
+              <m:t>2</m:t>
+            </m:r>
+            <m:r>
+              <m:t>x</m:t>
+            </m:r>
+            <m:r>
+              <m:rPr>
+                <m:sty m:val="p"/>
+              </m:rPr>
+              <m:t>+</m:t>
+            </m:r>
+            <m:r>
+              <m:t>1</m:t>
+            </m:r>
+          </m:num>
+          <m:den>
+            <m:r>
+              <m:rPr>
+                <m:sty m:val="p"/>
+              </m:rPr>
+              <m:t>(</m:t>
             </m:r>
             <m:sSup>
               <m:e>
@@ -2476,54 +2595,7 @@
               <m:rPr>
                 <m:sty m:val="p"/>
               </m:rPr>
-              <m:t>−</m:t>
-            </m:r>
-            <m:r>
-              <m:t>1</m:t>
-            </m:r>
-          </m:e>
-        </m:d>
-        <m:r>
-          <m:t> </m:t>
-        </m:r>
-        <m:r>
-          <m:rPr>
-            <m:sty m:val="p"/>
-          </m:rPr>
-          <m:t>d</m:t>
-        </m:r>
-        <m:r>
-          <m:t>x</m:t>
-        </m:r>
-      </m:oMath>
-    </w:p>
-    <w:p>
-      <w:pPr>
-        <w:pStyle w:val="BodyText"/>
-      </w:pPr>
-      <w:r>
-        <w:t xml:space="preserve">4.4.</w:t>
-      </w:r>
-      <w:r>
-        <w:t xml:space="preserve"> </w:t>
-      </w:r>
-      <m:oMath>
-        <m:r>
-          <m:t> </m:t>
-        </m:r>
-        <m:r>
-          <m:rPr>
-            <m:sty m:val="p"/>
-          </m:rPr>
-          <m:t>∫</m:t>
-        </m:r>
-        <m:f>
-          <m:fPr>
-            <m:type m:val="bar"/>
-          </m:fPr>
-          <m:num>
-            <m:r>
-              <m:t>2</m:t>
+              <m:t>+</m:t>
             </m:r>
             <m:r>
               <m:t>x</m:t>
@@ -2535,52 +2607,16 @@
               <m:t>+</m:t>
             </m:r>
             <m:r>
-              <m:t>1</m:t>
-            </m:r>
-          </m:num>
-          <m:den>
+              <m:t>5</m:t>
+            </m:r>
             <m:sSup>
               <m:e>
-                <m:d>
-                  <m:dPr>
-                    <m:begChr m:val="("/>
-                    <m:sepChr m:val=""/>
-                    <m:endChr m:val=")"/>
-                    <m:grow/>
-                  </m:dPr>
-                  <m:e>
-                    <m:sSup>
-                      <m:e>
-                        <m:r>
-                          <m:t>x</m:t>
-                        </m:r>
-                      </m:e>
-                      <m:sup>
-                        <m:r>
-                          <m:t>2</m:t>
-                        </m:r>
-                      </m:sup>
-                    </m:sSup>
-                    <m:r>
-                      <m:rPr>
-                        <m:sty m:val="p"/>
-                      </m:rPr>
-                      <m:t>+</m:t>
-                    </m:r>
-                    <m:r>
-                      <m:t>x</m:t>
-                    </m:r>
-                    <m:r>
-                      <m:rPr>
-                        <m:sty m:val="p"/>
-                      </m:rPr>
-                      <m:t>+</m:t>
-                    </m:r>
-                    <m:r>
-                      <m:t>5</m:t>
-                    </m:r>
-                  </m:e>
-                </m:d>
+                <m:r>
+                  <m:rPr>
+                    <m:sty m:val="p"/>
+                  </m:rPr>
+                  <m:t>)</m:t>
+                </m:r>
               </m:e>
               <m:sup>
                 <m:r>
@@ -2636,16 +2672,194 @@
           </m:rPr>
           <m:t>cos</m:t>
         </m:r>
-        <m:d>
-          <m:dPr>
-            <m:begChr m:val="("/>
-            <m:sepChr m:val=""/>
-            <m:endChr m:val=")"/>
-            <m:grow/>
-          </m:dPr>
+        <m:r>
+          <m:rPr>
+            <m:sty m:val="p"/>
+          </m:rPr>
+          <m:t>(</m:t>
+        </m:r>
+        <m:r>
+          <m:t>3</m:t>
+        </m:r>
+        <m:sSup>
           <m:e>
             <m:r>
-              <m:t>3</m:t>
+              <m:t>x</m:t>
+            </m:r>
+          </m:e>
+          <m:sup>
+            <m:r>
+              <m:t>2</m:t>
+            </m:r>
+          </m:sup>
+        </m:sSup>
+        <m:r>
+          <m:rPr>
+            <m:sty m:val="p"/>
+          </m:rPr>
+          <m:t>+</m:t>
+        </m:r>
+        <m:r>
+          <m:t>2</m:t>
+        </m:r>
+        <m:r>
+          <m:rPr>
+            <m:sty m:val="p"/>
+          </m:rPr>
+          <m:t>)</m:t>
+        </m:r>
+        <m:r>
+          <m:t> </m:t>
+        </m:r>
+        <m:r>
+          <m:rPr>
+            <m:sty m:val="p"/>
+          </m:rPr>
+          <m:t>d</m:t>
+        </m:r>
+        <m:r>
+          <m:t>x</m:t>
+        </m:r>
+      </m:oMath>
+    </w:p>
+    <w:p>
+      <w:pPr>
+        <w:pStyle w:val="BodyText"/>
+      </w:pPr>
+      <w:r>
+        <w:t xml:space="preserve">4.6.</w:t>
+      </w:r>
+      <w:r>
+        <w:t xml:space="preserve"> </w:t>
+      </w:r>
+      <m:oMath>
+        <m:r>
+          <m:t> </m:t>
+        </m:r>
+        <m:r>
+          <m:rPr>
+            <m:sty m:val="p"/>
+          </m:rPr>
+          <m:t>∫</m:t>
+        </m:r>
+        <m:r>
+          <m:rPr>
+            <m:sty m:val="p"/>
+          </m:rPr>
+          <m:t>(</m:t>
+        </m:r>
+        <m:r>
+          <m:t>2</m:t>
+        </m:r>
+        <m:r>
+          <m:t>x</m:t>
+        </m:r>
+        <m:r>
+          <m:rPr>
+            <m:sty m:val="p"/>
+          </m:rPr>
+          <m:t>+</m:t>
+        </m:r>
+        <m:r>
+          <m:t>3</m:t>
+        </m:r>
+        <m:r>
+          <m:rPr>
+            <m:sty m:val="p"/>
+          </m:rPr>
+          <m:t>)</m:t>
+        </m:r>
+        <m:r>
+          <m:rPr>
+            <m:sty m:val="p"/>
+          </m:rPr>
+          <m:t>exp</m:t>
+        </m:r>
+        <m:r>
+          <m:rPr>
+            <m:sty m:val="p"/>
+          </m:rPr>
+          <m:t>(</m:t>
+        </m:r>
+        <m:sSup>
+          <m:e>
+            <m:r>
+              <m:t>x</m:t>
+            </m:r>
+          </m:e>
+          <m:sup>
+            <m:r>
+              <m:t>2</m:t>
+            </m:r>
+          </m:sup>
+        </m:sSup>
+        <m:r>
+          <m:rPr>
+            <m:sty m:val="p"/>
+          </m:rPr>
+          <m:t>+</m:t>
+        </m:r>
+        <m:r>
+          <m:t>3</m:t>
+        </m:r>
+        <m:r>
+          <m:t>x</m:t>
+        </m:r>
+        <m:r>
+          <m:rPr>
+            <m:sty m:val="p"/>
+          </m:rPr>
+          <m:t>)</m:t>
+        </m:r>
+        <m:r>
+          <m:t> </m:t>
+        </m:r>
+        <m:r>
+          <m:rPr>
+            <m:sty m:val="p"/>
+          </m:rPr>
+          <m:t>d</m:t>
+        </m:r>
+        <m:r>
+          <m:t>x</m:t>
+        </m:r>
+      </m:oMath>
+    </w:p>
+    <w:p>
+      <w:pPr>
+        <w:pStyle w:val="BodyText"/>
+      </w:pPr>
+      <w:r>
+        <w:t xml:space="preserve">4.7.</w:t>
+      </w:r>
+      <w:r>
+        <w:t xml:space="preserve"> </w:t>
+      </w:r>
+      <m:oMath>
+        <m:r>
+          <m:t> </m:t>
+        </m:r>
+        <m:r>
+          <m:rPr>
+            <m:sty m:val="p"/>
+          </m:rPr>
+          <m:t>∫</m:t>
+        </m:r>
+        <m:f>
+          <m:fPr>
+            <m:type m:val="bar"/>
+          </m:fPr>
+          <m:num>
+            <m:r>
+              <m:t>x</m:t>
+            </m:r>
+          </m:num>
+          <m:den>
+            <m:r>
+              <m:rPr>
+                <m:sty m:val="p"/>
+              </m:rPr>
+              <m:t>(</m:t>
             </m:r>
             <m:sSup>
               <m:e>
@@ -2666,186 +2880,16 @@
               <m:t>+</m:t>
             </m:r>
             <m:r>
-              <m:t>2</m:t>
-            </m:r>
-          </m:e>
-        </m:d>
-        <m:r>
-          <m:t> </m:t>
-        </m:r>
-        <m:r>
-          <m:rPr>
-            <m:sty m:val="p"/>
-          </m:rPr>
-          <m:t>d</m:t>
-        </m:r>
-        <m:r>
-          <m:t>x</m:t>
-        </m:r>
-      </m:oMath>
-    </w:p>
-    <w:p>
-      <w:pPr>
-        <w:pStyle w:val="BodyText"/>
-      </w:pPr>
-      <w:r>
-        <w:t xml:space="preserve">4.6.</w:t>
-      </w:r>
-      <w:r>
-        <w:t xml:space="preserve"> </w:t>
-      </w:r>
-      <m:oMath>
-        <m:r>
-          <m:t> </m:t>
-        </m:r>
-        <m:r>
-          <m:rPr>
-            <m:sty m:val="p"/>
-          </m:rPr>
-          <m:t>∫</m:t>
-        </m:r>
-        <m:d>
-          <m:dPr>
-            <m:begChr m:val="("/>
-            <m:sepChr m:val=""/>
-            <m:endChr m:val=")"/>
-            <m:grow/>
-          </m:dPr>
-          <m:e>
-            <m:r>
-              <m:t>2</m:t>
-            </m:r>
-            <m:r>
-              <m:t>x</m:t>
-            </m:r>
-            <m:r>
-              <m:rPr>
-                <m:sty m:val="p"/>
-              </m:rPr>
-              <m:t>+</m:t>
-            </m:r>
-            <m:r>
-              <m:t>3</m:t>
-            </m:r>
-          </m:e>
-        </m:d>
-        <m:r>
-          <m:rPr>
-            <m:sty m:val="p"/>
-          </m:rPr>
-          <m:t>exp</m:t>
-        </m:r>
-        <m:d>
-          <m:dPr>
-            <m:begChr m:val="("/>
-            <m:sepChr m:val=""/>
-            <m:endChr m:val=")"/>
-            <m:grow/>
-          </m:dPr>
-          <m:e>
+              <m:t>1</m:t>
+            </m:r>
             <m:sSup>
               <m:e>
                 <m:r>
-                  <m:t>x</m:t>
+                  <m:rPr>
+                    <m:sty m:val="p"/>
+                  </m:rPr>
+                  <m:t>)</m:t>
                 </m:r>
-              </m:e>
-              <m:sup>
-                <m:r>
-                  <m:t>2</m:t>
-                </m:r>
-              </m:sup>
-            </m:sSup>
-            <m:r>
-              <m:rPr>
-                <m:sty m:val="p"/>
-              </m:rPr>
-              <m:t>+</m:t>
-            </m:r>
-            <m:r>
-              <m:t>3</m:t>
-            </m:r>
-            <m:r>
-              <m:t>x</m:t>
-            </m:r>
-          </m:e>
-        </m:d>
-        <m:r>
-          <m:t> </m:t>
-        </m:r>
-        <m:r>
-          <m:rPr>
-            <m:sty m:val="p"/>
-          </m:rPr>
-          <m:t>d</m:t>
-        </m:r>
-        <m:r>
-          <m:t>x</m:t>
-        </m:r>
-      </m:oMath>
-    </w:p>
-    <w:p>
-      <w:pPr>
-        <w:pStyle w:val="BodyText"/>
-      </w:pPr>
-      <w:r>
-        <w:t xml:space="preserve">4.7.</w:t>
-      </w:r>
-      <w:r>
-        <w:t xml:space="preserve"> </w:t>
-      </w:r>
-      <m:oMath>
-        <m:r>
-          <m:t> </m:t>
-        </m:r>
-        <m:r>
-          <m:rPr>
-            <m:sty m:val="p"/>
-          </m:rPr>
-          <m:t>∫</m:t>
-        </m:r>
-        <m:f>
-          <m:fPr>
-            <m:type m:val="bar"/>
-          </m:fPr>
-          <m:num>
-            <m:r>
-              <m:t>x</m:t>
-            </m:r>
-          </m:num>
-          <m:den>
-            <m:sSup>
-              <m:e>
-                <m:d>
-                  <m:dPr>
-                    <m:begChr m:val="("/>
-                    <m:sepChr m:val=""/>
-                    <m:endChr m:val=")"/>
-                    <m:grow/>
-                  </m:dPr>
-                  <m:e>
-                    <m:sSup>
-                      <m:e>
-                        <m:r>
-                          <m:t>x</m:t>
-                        </m:r>
-                      </m:e>
-                      <m:sup>
-                        <m:r>
-                          <m:t>2</m:t>
-                        </m:r>
-                      </m:sup>
-                    </m:sSup>
-                    <m:r>
-                      <m:rPr>
-                        <m:sty m:val="p"/>
-                      </m:rPr>
-                      <m:t>+</m:t>
-                    </m:r>
-                    <m:r>
-                      <m:t>1</m:t>
-                    </m:r>
-                  </m:e>
-                </m:d>
               </m:e>
               <m:sup>
                 <m:r>
@@ -3007,40 +3051,42 @@
           </m:rPr>
           <m:t>sin</m:t>
         </m:r>
-        <m:d>
-          <m:dPr>
-            <m:begChr m:val="("/>
-            <m:sepChr m:val=""/>
-            <m:endChr m:val=")"/>
-            <m:grow/>
-          </m:dPr>
+        <m:r>
+          <m:rPr>
+            <m:sty m:val="p"/>
+          </m:rPr>
+          <m:t>(</m:t>
+        </m:r>
+        <m:r>
+          <m:t>4</m:t>
+        </m:r>
+        <m:r>
+          <m:rPr>
+            <m:sty m:val="p"/>
+          </m:rPr>
+          <m:t>−</m:t>
+        </m:r>
+        <m:r>
+          <m:t>2</m:t>
+        </m:r>
+        <m:sSup>
           <m:e>
             <m:r>
-              <m:t>4</m:t>
-            </m:r>
-            <m:r>
-              <m:rPr>
-                <m:sty m:val="p"/>
-              </m:rPr>
-              <m:t>−</m:t>
-            </m:r>
+              <m:t>x</m:t>
+            </m:r>
+          </m:e>
+          <m:sup>
             <m:r>
               <m:t>2</m:t>
             </m:r>
-            <m:sSup>
-              <m:e>
-                <m:r>
-                  <m:t>x</m:t>
-                </m:r>
-              </m:e>
-              <m:sup>
-                <m:r>
-                  <m:t>2</m:t>
-                </m:r>
-              </m:sup>
-            </m:sSup>
-          </m:e>
-        </m:d>
+          </m:sup>
+        </m:sSup>
+        <m:r>
+          <m:rPr>
+            <m:sty m:val="p"/>
+          </m:rPr>
+          <m:t>)</m:t>
+        </m:r>
         <m:r>
           <m:t> </m:t>
         </m:r>
@@ -3097,39 +3143,41 @@
             </m:sSup>
           </m:num>
           <m:den>
+            <m:r>
+              <m:rPr>
+                <m:sty m:val="p"/>
+              </m:rPr>
+              <m:t>(</m:t>
+            </m:r>
             <m:sSup>
               <m:e>
-                <m:d>
-                  <m:dPr>
-                    <m:begChr m:val="("/>
-                    <m:sepChr m:val=""/>
-                    <m:endChr m:val=")"/>
-                    <m:grow/>
-                  </m:dPr>
-                  <m:e>
-                    <m:sSup>
-                      <m:e>
-                        <m:r>
-                          <m:t>x</m:t>
-                        </m:r>
-                      </m:e>
-                      <m:sup>
-                        <m:r>
-                          <m:t>3</m:t>
-                        </m:r>
-                      </m:sup>
-                    </m:sSup>
-                    <m:r>
-                      <m:rPr>
-                        <m:sty m:val="p"/>
-                      </m:rPr>
-                      <m:t>+</m:t>
-                    </m:r>
-                    <m:r>
-                      <m:t>1</m:t>
-                    </m:r>
-                  </m:e>
-                </m:d>
+                <m:r>
+                  <m:t>x</m:t>
+                </m:r>
+              </m:e>
+              <m:sup>
+                <m:r>
+                  <m:t>3</m:t>
+                </m:r>
+              </m:sup>
+            </m:sSup>
+            <m:r>
+              <m:rPr>
+                <m:sty m:val="p"/>
+              </m:rPr>
+              <m:t>+</m:t>
+            </m:r>
+            <m:r>
+              <m:t>1</m:t>
+            </m:r>
+            <m:sSup>
+              <m:e>
+                <m:r>
+                  <m:rPr>
+                    <m:sty m:val="p"/>
+                  </m:rPr>
+                  <m:t>)</m:t>
+                </m:r>
               </m:e>
               <m:sup>
                 <m:r>
@@ -3164,7 +3212,7 @@
       <w:pPr>
         <w:pStyle w:val="FirstParagraph"/>
       </w:pPr>
-      <w:hyperlink r:id="rId23">
+      <w:hyperlink r:id="rId12">
         <w:r>
           <w:rPr>
             <w:rStyle w:val="Hyperlink"/>
@@ -3180,8 +3228,8 @@
         </w:pict>
       </w:r>
     </w:p>
-    <w:bookmarkEnd w:id="24"/>
-    <w:bookmarkStart w:id="26" w:name="version-history-and-licensing"/>
+    <w:bookmarkEnd w:id="13"/>
+    <w:bookmarkStart w:id="15" w:name="version-history-and-licensing"/>
     <w:p>
       <w:pPr>
         <w:pStyle w:val="Heading2"/>
@@ -3202,7 +3250,7 @@
       <w:pPr>
         <w:pStyle w:val="BodyText"/>
       </w:pPr>
-      <w:hyperlink r:id="rId25">
+      <w:hyperlink r:id="rId14">
         <w:r>
           <w:rPr>
             <w:rStyle w:val="Hyperlink"/>
@@ -3211,7 +3259,7 @@
         </w:r>
       </w:hyperlink>
     </w:p>
-    <w:bookmarkEnd w:id="26"/>
+    <w:bookmarkEnd w:id="15"/>
     <w:sectPr>
       <w:pgSz w:h="15840" w:w="12240"/>
       <w:pgMar w:bottom="1440" w:footer="720" w:gutter="0" w:header="720" w:left="1440" w:right="1440" w:top="1440"/>
